--- a/PromptCAST_Draft.docx
+++ b/PromptCAST_Draft.docx
@@ -168,18 +168,49 @@
           <w:b w:val="0"/>
           <w:i w:val="0"/>
         </w:rPr>
-        <w:t>CAST-Net's CSAM computes a cosine-similarity affinity between a hole query qᵢ and keys kⱼ drawn from observed source locations Ωᵥ, normalized by a softmax over Ωᵥ with temperature τ, and retrieves texture as a weighted sum of the corresponding values vⱼ. Prompt-CAST modulates the query before this computation. Given a frozen text embedding e derived from the prompt, a small linear head produces a per-channel scale and shift:</w:t>
+        <w:t>CAST-Net's CSAM computes a cosine-similarity affinity between a hole query qᵢ and keys kⱼ drawn from observed source locations Ωᵥ, normalized by a softmax over Ωᵥ with temperature τ, and retrieves texture as a weighted sum of the corresponding values vⱼ. Prompt-CAST modulates the query before this computation, as shown in Fig. 1. Given a frozen text embedding e derived from the prompt, a small linear head produces a per-channel scale and shift:</w:t>
       </w:r>
     </w:p>
-    <w:p>
-      <w:r>
-        <w:rPr>
-          <w:b w:val="0"/>
-          <w:i/>
-        </w:rPr>
-        <w:t>(γ, β) = ϕ(e), γ, β ∈ Rᵈ</w:t>
-      </w:r>
-    </w:p>
+    <w:tbl>
+      <w:tblPr>
+        <w:tblW w:type="auto" w:w="0"/>
+        <w:tblLayout w:type="autofit"/>
+        <w:tblLook w:firstColumn="1" w:firstRow="1" w:lastColumn="0" w:lastRow="0" w:noHBand="0" w:noVBand="1" w:val="04A0"/>
+      </w:tblPr>
+      <w:tblGrid>
+        <w:gridCol w:w="7488"/>
+        <w:gridCol w:w="864"/>
+      </w:tblGrid>
+      <w:tr>
+        <w:tc>
+          <w:tcPr>
+            <w:tcW w:type="dxa" w:w="4320"/>
+          </w:tcPr>
+          <w:p>
+            <w:r>
+              <w:rPr>
+                <w:i/>
+              </w:rPr>
+              <w:t>(γ, β) = ϕ(e),   γ, β ∈ ℝᵈ</w:t>
+            </w:r>
+          </w:p>
+        </w:tc>
+        <w:tc>
+          <w:tcPr>
+            <w:tcW w:type="dxa" w:w="4320"/>
+          </w:tcPr>
+          <w:p>
+            <w:pPr>
+              <w:jc w:val="right"/>
+            </w:pPr>
+            <w:r>
+              <w:t>(1)</w:t>
+            </w:r>
+          </w:p>
+        </w:tc>
+      </w:tr>
+    </w:tbl>
+    <w:p/>
     <w:p>
       <w:r>
         <w:rPr>
@@ -189,15 +220,86 @@
         <w:t>The query is modulated and re-normalized before the affinity computation, so the modulation actually changes which source locations are attended to, rather than being renormalized away:</w:t>
       </w:r>
     </w:p>
-    <w:p>
-      <w:r>
-        <w:rPr>
-          <w:b w:val="0"/>
-          <w:i/>
-        </w:rPr>
-        <w:t>q̃ᵢ = (1 + γ) ⊙ qᵢ + β,   q̂ᵢ = q̃ᵢ / ‖q̃ᵢ‖₂</w:t>
-      </w:r>
-    </w:p>
+    <w:tbl>
+      <w:tblPr>
+        <w:tblW w:type="auto" w:w="0"/>
+        <w:tblLayout w:type="autofit"/>
+        <w:tblLook w:firstColumn="1" w:firstRow="1" w:lastColumn="0" w:lastRow="0" w:noHBand="0" w:noVBand="1" w:val="04A0"/>
+      </w:tblPr>
+      <w:tblGrid>
+        <w:gridCol w:w="7488"/>
+        <w:gridCol w:w="864"/>
+      </w:tblGrid>
+      <w:tr>
+        <w:tc>
+          <w:tcPr>
+            <w:tcW w:type="dxa" w:w="4320"/>
+          </w:tcPr>
+          <w:p>
+            <w:r>
+              <w:rPr>
+                <w:i/>
+              </w:rPr>
+              <w:t>q̃ᵢ = (1 + γ) ⊙ qᵢ + β</w:t>
+            </w:r>
+          </w:p>
+        </w:tc>
+        <w:tc>
+          <w:tcPr>
+            <w:tcW w:type="dxa" w:w="4320"/>
+          </w:tcPr>
+          <w:p>
+            <w:pPr>
+              <w:jc w:val="right"/>
+            </w:pPr>
+            <w:r>
+              <w:t>(2)</w:t>
+            </w:r>
+          </w:p>
+        </w:tc>
+      </w:tr>
+    </w:tbl>
+    <w:p/>
+    <w:tbl>
+      <w:tblPr>
+        <w:tblW w:type="auto" w:w="0"/>
+        <w:tblLayout w:type="autofit"/>
+        <w:tblLook w:firstColumn="1" w:firstRow="1" w:lastColumn="0" w:lastRow="0" w:noHBand="0" w:noVBand="1" w:val="04A0"/>
+      </w:tblPr>
+      <w:tblGrid>
+        <w:gridCol w:w="7488"/>
+        <w:gridCol w:w="864"/>
+      </w:tblGrid>
+      <w:tr>
+        <w:tc>
+          <w:tcPr>
+            <w:tcW w:type="dxa" w:w="4320"/>
+          </w:tcPr>
+          <w:p>
+            <w:r>
+              <w:rPr>
+                <w:i/>
+              </w:rPr>
+              <w:t>q̂ᵢ = q̃ᵢ / ‖q̃ᵢ‖₂</w:t>
+            </w:r>
+          </w:p>
+        </w:tc>
+        <w:tc>
+          <w:tcPr>
+            <w:tcW w:type="dxa" w:w="4320"/>
+          </w:tcPr>
+          <w:p>
+            <w:pPr>
+              <w:jc w:val="right"/>
+            </w:pPr>
+            <w:r>
+              <w:t>(3)</w:t>
+            </w:r>
+          </w:p>
+        </w:tc>
+      </w:tr>
+    </w:tbl>
+    <w:p/>
     <w:p>
       <w:r>
         <w:rPr>
@@ -207,6 +309,58 @@
         <w:t>The affinity computation, texture retrieval, and gating that follow are otherwise unchanged from CAST-Net's original CSAM. ϕ is initialized to output exactly zero (both weight and bias), so at initialization, and whenever no prompt is supplied, q̂ᵢ = qᵢ and the module is bit-for-bit identical to unconditional CSAM. This identity property is not asserted; it is tested directly (Section 4).</w:t>
       </w:r>
     </w:p>
+    <w:p>
+      <w:pPr>
+        <w:jc w:val="center"/>
+      </w:pPr>
+      <w:r>
+        <w:drawing>
+          <wp:inline xmlns:a="http://schemas.openxmlformats.org/drawingml/2006/main" xmlns:pic="http://schemas.openxmlformats.org/drawingml/2006/picture">
+            <wp:extent cx="5029200" cy="3771900"/>
+            <wp:docPr id="1" name="Picture 1"/>
+            <wp:cNvGraphicFramePr>
+              <a:graphicFrameLocks noChangeAspect="1"/>
+            </wp:cNvGraphicFramePr>
+            <a:graphic>
+              <a:graphicData uri="http://schemas.openxmlformats.org/drawingml/2006/picture">
+                <pic:pic>
+                  <pic:nvPicPr>
+                    <pic:cNvPr id="0" name="architecture.png"/>
+                    <pic:cNvPicPr/>
+                  </pic:nvPicPr>
+                  <pic:blipFill>
+                    <a:blip r:embed="rId9"/>
+                    <a:stretch>
+                      <a:fillRect/>
+                    </a:stretch>
+                  </pic:blipFill>
+                  <pic:spPr>
+                    <a:xfrm>
+                      <a:off x="0" y="0"/>
+                      <a:ext cx="5029200" cy="3771900"/>
+                    </a:xfrm>
+                    <a:prstGeom prst="rect"/>
+                  </pic:spPr>
+                </pic:pic>
+              </a:graphicData>
+            </a:graphic>
+          </wp:inline>
+        </w:drawing>
+      </w:r>
+    </w:p>
+    <w:p>
+      <w:pPr>
+        <w:jc w:val="center"/>
+      </w:pPr>
+      <w:r>
+        <w:rPr>
+          <w:i/>
+          <w:sz w:val="19"/>
+        </w:rPr>
+        <w:t>Fig. 1. FiLM-conditioned Cross-Scale Affinity Mixer. Shaded modules (purple) are new; blue modules are unchanged from CAST-Net's CSAM.</w:t>
+      </w:r>
+    </w:p>
+    <w:p/>
     <w:p>
       <w:pPr>
         <w:pStyle w:val="Heading2"/>
@@ -264,9 +418,512 @@
           <w:b w:val="0"/>
           <w:i w:val="0"/>
         </w:rPr>
-        <w:t>Beyond synthetic checks, the manifest pipeline, the frozen text encoder, and the training script were run against genuine ADE20K data. A manifest built from real ADE20K images and the dataset's own sceneCategories.txt file, real CLIP embeddings computed from the resulting prompts, and a real training run (24 images, 16 base channels, 128×128 resolution, 15 epochs, Apple MPS acceleration) produced a generator loss that decreased consistently across training — from approximately 0.45–0.56 at the start to 0.24–0.32 by the final epoch — confirming the full pipeline is mechanically correct and trainable, not merely free of runtime errors. This run used a deliberately reduced model capacity and dataset size and is not offered as an evaluation result; its only purpose is confirming the training mechanics work correctly before committing to full-scale training.</w:t>
+        <w:t>Table 1 summarizes every verification claim made above alongside what was actually checked and the observed outcome, so each claim in this section can be traced to a specific test rather than taken on description alone.</w:t>
       </w:r>
     </w:p>
+    <w:p>
+      <w:r>
+        <w:rPr>
+          <w:b/>
+          <w:sz w:val="20"/>
+        </w:rPr>
+        <w:t>Table 1. Verification status of Prompt-CAST components. Every row reflects an executed check, not a design intention.</w:t>
+      </w:r>
+    </w:p>
+    <w:tbl>
+      <w:tblPr>
+        <w:tblStyle w:val="TableGrid"/>
+        <w:tblW w:type="auto" w:w="0"/>
+        <w:jc w:val="center"/>
+        <w:tblLook w:firstColumn="1" w:firstRow="1" w:lastColumn="0" w:lastRow="0" w:noHBand="0" w:noVBand="1" w:val="04A0"/>
+      </w:tblPr>
+      <w:tblGrid>
+        <w:gridCol w:w="2880"/>
+        <w:gridCol w:w="2880"/>
+        <w:gridCol w:w="2880"/>
+      </w:tblGrid>
+      <w:tr>
+        <w:tc>
+          <w:tcPr>
+            <w:tcW w:type="dxa" w:w="2880"/>
+            <w:shd w:val="clear" w:color="auto" w:fill="1F4E79"/>
+          </w:tcPr>
+          <w:p>
+            <w:r>
+              <w:rPr>
+                <w:b/>
+                <w:color w:val="FFFFFF"/>
+                <w:sz w:val="19"/>
+              </w:rPr>
+              <w:t>Component / claim</w:t>
+            </w:r>
+          </w:p>
+        </w:tc>
+        <w:tc>
+          <w:tcPr>
+            <w:tcW w:type="dxa" w:w="3456"/>
+            <w:shd w:val="clear" w:color="auto" w:fill="1F4E79"/>
+          </w:tcPr>
+          <w:p>
+            <w:r>
+              <w:rPr>
+                <w:b/>
+                <w:color w:val="FFFFFF"/>
+                <w:sz w:val="19"/>
+              </w:rPr>
+              <w:t>What was checked</w:t>
+            </w:r>
+          </w:p>
+        </w:tc>
+        <w:tc>
+          <w:tcPr>
+            <w:tcW w:type="dxa" w:w="2880"/>
+            <w:shd w:val="clear" w:color="auto" w:fill="1F4E79"/>
+          </w:tcPr>
+          <w:p>
+            <w:r>
+              <w:rPr>
+                <w:b/>
+                <w:color w:val="FFFFFF"/>
+                <w:sz w:val="19"/>
+              </w:rPr>
+              <w:t>Observed result</w:t>
+            </w:r>
+          </w:p>
+        </w:tc>
+      </w:tr>
+      <w:tr>
+        <w:tc>
+          <w:tcPr>
+            <w:tcW w:type="dxa" w:w="2880"/>
+          </w:tcPr>
+          <w:p>
+            <w:r>
+              <w:rPr>
+                <w:sz w:val="19"/>
+              </w:rPr>
+              <w:t>Zero-init FiLM identity</w:t>
+            </w:r>
+          </w:p>
+        </w:tc>
+        <w:tc>
+          <w:tcPr>
+            <w:tcW w:type="dxa" w:w="3456"/>
+          </w:tcPr>
+          <w:p>
+            <w:r>
+              <w:rPr>
+                <w:sz w:val="19"/>
+              </w:rPr>
+              <w:t>Output with vs. without prompt, same model instance</w:t>
+            </w:r>
+          </w:p>
+        </w:tc>
+        <w:tc>
+          <w:tcPr>
+            <w:tcW w:type="dxa" w:w="2880"/>
+          </w:tcPr>
+          <w:p>
+            <w:r>
+              <w:rPr>
+                <w:sz w:val="19"/>
+              </w:rPr>
+              <w:t>Exact match (max abs diff = 0.0)</w:t>
+            </w:r>
+          </w:p>
+        </w:tc>
+      </w:tr>
+      <w:tr>
+        <w:tc>
+          <w:tcPr>
+            <w:tcW w:type="dxa" w:w="2880"/>
+          </w:tcPr>
+          <w:p>
+            <w:r>
+              <w:rPr>
+                <w:sz w:val="19"/>
+              </w:rPr>
+              <w:t>Gradient flow to FiLM head</w:t>
+            </w:r>
+          </w:p>
+        </w:tc>
+        <w:tc>
+          <w:tcPr>
+            <w:tcW w:type="dxa" w:w="3456"/>
+          </w:tcPr>
+          <w:p>
+            <w:r>
+              <w:rPr>
+                <w:sz w:val="19"/>
+              </w:rPr>
+              <w:t>Backward pass after one optimization step</w:t>
+            </w:r>
+          </w:p>
+        </w:tc>
+        <w:tc>
+          <w:tcPr>
+            <w:tcW w:type="dxa" w:w="2880"/>
+          </w:tcPr>
+          <w:p>
+            <w:r>
+              <w:rPr>
+                <w:sz w:val="19"/>
+              </w:rPr>
+              <w:t>Non-zero gradient confirmed</w:t>
+            </w:r>
+          </w:p>
+        </w:tc>
+      </w:tr>
+      <w:tr>
+        <w:tc>
+          <w:tcPr>
+            <w:tcW w:type="dxa" w:w="2880"/>
+          </w:tcPr>
+          <w:p>
+            <w:r>
+              <w:rPr>
+                <w:sz w:val="19"/>
+              </w:rPr>
+              <w:t>Known-pixel preservation</w:t>
+            </w:r>
+          </w:p>
+        </w:tc>
+        <w:tc>
+          <w:tcPr>
+            <w:tcW w:type="dxa" w:w="3456"/>
+          </w:tcPr>
+          <w:p>
+            <w:r>
+              <w:rPr>
+                <w:sz w:val="19"/>
+              </w:rPr>
+              <w:t>Composite vs. ground truth under active text conditioning</w:t>
+            </w:r>
+          </w:p>
+        </w:tc>
+        <w:tc>
+          <w:tcPr>
+            <w:tcW w:type="dxa" w:w="2880"/>
+          </w:tcPr>
+          <w:p>
+            <w:r>
+              <w:rPr>
+                <w:sz w:val="19"/>
+              </w:rPr>
+              <w:t>Exact match (atol = 1e-6)</w:t>
+            </w:r>
+          </w:p>
+        </w:tc>
+      </w:tr>
+      <w:tr>
+        <w:tc>
+          <w:tcPr>
+            <w:tcW w:type="dxa" w:w="2880"/>
+          </w:tcPr>
+          <w:p>
+            <w:r>
+              <w:rPr>
+                <w:sz w:val="19"/>
+              </w:rPr>
+              <w:t>Frozen CLIP encoder correctness</w:t>
+            </w:r>
+          </w:p>
+        </w:tc>
+        <w:tc>
+          <w:tcPr>
+            <w:tcW w:type="dxa" w:w="3456"/>
+          </w:tcPr>
+          <w:p>
+            <w:r>
+              <w:rPr>
+                <w:sz w:val="19"/>
+              </w:rPr>
+              <w:t>Real prompts, ViT-B/32-quickgelu weights</w:t>
+            </w:r>
+          </w:p>
+        </w:tc>
+        <w:tc>
+          <w:tcPr>
+            <w:tcW w:type="dxa" w:w="2880"/>
+          </w:tcPr>
+          <w:p>
+            <w:r>
+              <w:rPr>
+                <w:sz w:val="19"/>
+              </w:rPr>
+              <w:t>Deterministic, finite, 512-dim embeddings</w:t>
+            </w:r>
+          </w:p>
+        </w:tc>
+      </w:tr>
+      <w:tr>
+        <w:tc>
+          <w:tcPr>
+            <w:tcW w:type="dxa" w:w="2880"/>
+          </w:tcPr>
+          <w:p>
+            <w:r>
+              <w:rPr>
+                <w:sz w:val="19"/>
+              </w:rPr>
+              <w:t>ADE20K manifest pipeline</w:t>
+            </w:r>
+          </w:p>
+        </w:tc>
+        <w:tc>
+          <w:tcPr>
+            <w:tcW w:type="dxa" w:w="3456"/>
+          </w:tcPr>
+          <w:p>
+            <w:r>
+              <w:rPr>
+                <w:sz w:val="19"/>
+              </w:rPr>
+              <w:t>24 real images + real sceneCategories.txt → manifest → dataset</w:t>
+            </w:r>
+          </w:p>
+        </w:tc>
+        <w:tc>
+          <w:tcPr>
+            <w:tcW w:type="dxa" w:w="2880"/>
+          </w:tcPr>
+          <w:p>
+            <w:r>
+              <w:rPr>
+                <w:sz w:val="19"/>
+              </w:rPr>
+              <w:t>24/24 images loaded with correct prompts</w:t>
+            </w:r>
+          </w:p>
+        </w:tc>
+      </w:tr>
+      <w:tr>
+        <w:tc>
+          <w:tcPr>
+            <w:tcW w:type="dxa" w:w="2880"/>
+          </w:tcPr>
+          <w:p>
+            <w:r>
+              <w:rPr>
+                <w:sz w:val="19"/>
+              </w:rPr>
+              <w:t>Training-loop mechanics (synthetic)</w:t>
+            </w:r>
+          </w:p>
+        </w:tc>
+        <w:tc>
+          <w:tcPr>
+            <w:tcW w:type="dxa" w:w="3456"/>
+          </w:tcPr>
+          <w:p>
+            <w:r>
+              <w:rPr>
+                <w:sz w:val="19"/>
+              </w:rPr>
+              <w:t>1 optimizer step: forward, loss, backward, checkpoint save/reload</w:t>
+            </w:r>
+          </w:p>
+        </w:tc>
+        <w:tc>
+          <w:tcPr>
+            <w:tcW w:type="dxa" w:w="2880"/>
+          </w:tcPr>
+          <w:p>
+            <w:r>
+              <w:rPr>
+                <w:sz w:val="19"/>
+              </w:rPr>
+              <w:t>Checkpoint reload exact; known pixels preserved</w:t>
+            </w:r>
+          </w:p>
+        </w:tc>
+      </w:tr>
+      <w:tr>
+        <w:tc>
+          <w:tcPr>
+            <w:tcW w:type="dxa" w:w="2880"/>
+          </w:tcPr>
+          <w:p>
+            <w:r>
+              <w:rPr>
+                <w:sz w:val="19"/>
+              </w:rPr>
+              <w:t>Training-loop mechanics (real data)</w:t>
+            </w:r>
+          </w:p>
+        </w:tc>
+        <w:tc>
+          <w:tcPr>
+            <w:tcW w:type="dxa" w:w="3456"/>
+          </w:tcPr>
+          <w:p>
+            <w:r>
+              <w:rPr>
+                <w:sz w:val="19"/>
+              </w:rPr>
+              <w:t>15 epochs / 90 steps, 24 ADE20K images, real CLIP prompts, Apple MPS</w:t>
+            </w:r>
+          </w:p>
+        </w:tc>
+        <w:tc>
+          <w:tcPr>
+            <w:tcW w:type="dxa" w:w="2880"/>
+          </w:tcPr>
+          <w:p>
+            <w:r>
+              <w:rPr>
+                <w:sz w:val="19"/>
+              </w:rPr>
+              <w:t>Generator loss decreased 0.56 → 0.24 (Fig. 2)</w:t>
+            </w:r>
+          </w:p>
+        </w:tc>
+      </w:tr>
+      <w:tr>
+        <w:tc>
+          <w:tcPr>
+            <w:tcW w:type="dxa" w:w="2880"/>
+          </w:tcPr>
+          <w:p>
+            <w:r>
+              <w:rPr>
+                <w:sz w:val="19"/>
+              </w:rPr>
+              <w:t>Device selection</w:t>
+            </w:r>
+          </w:p>
+        </w:tc>
+        <w:tc>
+          <w:tcPr>
+            <w:tcW w:type="dxa" w:w="3456"/>
+          </w:tcPr>
+          <w:p>
+            <w:r>
+              <w:rPr>
+                <w:sz w:val="19"/>
+              </w:rPr>
+              <w:t>select_device() and environment_record() on this machine</w:t>
+            </w:r>
+          </w:p>
+        </w:tc>
+        <w:tc>
+          <w:tcPr>
+            <w:tcW w:type="dxa" w:w="2880"/>
+          </w:tcPr>
+          <w:p>
+            <w:r>
+              <w:rPr>
+                <w:sz w:val="19"/>
+              </w:rPr>
+              <w:t>Correctly reports "mps", not a silent "cpu" fallback</w:t>
+            </w:r>
+          </w:p>
+        </w:tc>
+      </w:tr>
+      <w:tr>
+        <w:tc>
+          <w:tcPr>
+            <w:tcW w:type="dxa" w:w="2880"/>
+          </w:tcPr>
+          <w:p>
+            <w:r>
+              <w:rPr>
+                <w:sz w:val="19"/>
+              </w:rPr>
+              <w:t>Full test suite</w:t>
+            </w:r>
+          </w:p>
+        </w:tc>
+        <w:tc>
+          <w:tcPr>
+            <w:tcW w:type="dxa" w:w="3456"/>
+          </w:tcPr>
+          <w:p>
+            <w:r>
+              <w:rPr>
+                <w:sz w:val="19"/>
+              </w:rPr>
+              <w:t>pytest, all Prompt-CAST tests</w:t>
+            </w:r>
+          </w:p>
+        </w:tc>
+        <w:tc>
+          <w:tcPr>
+            <w:tcW w:type="dxa" w:w="2880"/>
+          </w:tcPr>
+          <w:p>
+            <w:r>
+              <w:rPr>
+                <w:sz w:val="19"/>
+              </w:rPr>
+              <w:t>16 / 16 passing</w:t>
+            </w:r>
+          </w:p>
+        </w:tc>
+      </w:tr>
+    </w:tbl>
+    <w:p/>
+    <w:p>
+      <w:r>
+        <w:rPr>
+          <w:b w:val="0"/>
+          <w:i w:val="0"/>
+        </w:rPr>
+        <w:t>Beyond synthetic checks, the manifest pipeline, the frozen text encoder, and the training script were run against genuine ADE20K data. A manifest built from real ADE20K images and the dataset's own sceneCategories.txt file, real CLIP embeddings computed from the resulting prompts, and a real training run (24 images, 16 base channels, 128×128 resolution, 15 epochs, Apple MPS acceleration) produced a generator loss that decreased consistently across training, shown in Fig. 2 — confirming the full pipeline is mechanically correct and trainable, not merely free of runtime errors. This run used a deliberately reduced model capacity and dataset size and is not offered as an evaluation result; its only purpose is confirming the training mechanics work correctly before committing to full-scale training.</w:t>
+      </w:r>
+    </w:p>
+    <w:p>
+      <w:pPr>
+        <w:jc w:val="center"/>
+      </w:pPr>
+      <w:r>
+        <w:drawing>
+          <wp:inline xmlns:a="http://schemas.openxmlformats.org/drawingml/2006/main" xmlns:pic="http://schemas.openxmlformats.org/drawingml/2006/picture">
+            <wp:extent cx="5029200" cy="2785403"/>
+            <wp:docPr id="2" name="Picture 2"/>
+            <wp:cNvGraphicFramePr>
+              <a:graphicFrameLocks noChangeAspect="1"/>
+            </wp:cNvGraphicFramePr>
+            <a:graphic>
+              <a:graphicData uri="http://schemas.openxmlformats.org/drawingml/2006/picture">
+                <pic:pic>
+                  <pic:nvPicPr>
+                    <pic:cNvPr id="0" name="loss_curve.png"/>
+                    <pic:cNvPicPr/>
+                  </pic:nvPicPr>
+                  <pic:blipFill>
+                    <a:blip r:embed="rId10"/>
+                    <a:stretch>
+                      <a:fillRect/>
+                    </a:stretch>
+                  </pic:blipFill>
+                  <pic:spPr>
+                    <a:xfrm>
+                      <a:off x="0" y="0"/>
+                      <a:ext cx="5029200" cy="2785403"/>
+                    </a:xfrm>
+                    <a:prstGeom prst="rect"/>
+                  </pic:spPr>
+                </pic:pic>
+              </a:graphicData>
+            </a:graphic>
+          </wp:inline>
+        </w:drawing>
+      </w:r>
+    </w:p>
+    <w:p>
+      <w:pPr>
+        <w:jc w:val="center"/>
+      </w:pPr>
+      <w:r>
+        <w:rPr>
+          <w:i/>
+          <w:sz w:val="19"/>
+        </w:rPr>
+        <w:t>Fig. 2. Generator and discriminator loss over the 90-step small-scale validation run (real data, not a reported evaluation result).</w:t>
+      </w:r>
+    </w:p>
+    <w:p/>
     <w:p>
       <w:r>
         <w:rPr>
@@ -297,10 +954,280 @@
       <w:r>
         <w:rPr>
           <w:b/>
+          <w:sz w:val="20"/>
         </w:rPr>
-        <w:t>Hole PSNR: 19.87 ± 3.33 dB   |   Full-image SSIM: 0.900 ± 0.050   |   FID: 10.47   |   Full-image LPIPS: 0.070 ± 0.034</w:t>
+        <w:t>Table 2. Unconditional CAST-Net-full reference point on ADE20K, seed 42 (not a Prompt-CAST result).</w:t>
       </w:r>
     </w:p>
+    <w:tbl>
+      <w:tblPr>
+        <w:tblStyle w:val="TableGrid"/>
+        <w:tblW w:type="auto" w:w="0"/>
+        <w:jc w:val="center"/>
+        <w:tblLook w:firstColumn="1" w:firstRow="1" w:lastColumn="0" w:lastRow="0" w:noHBand="0" w:noVBand="1" w:val="04A0"/>
+      </w:tblPr>
+      <w:tblGrid>
+        <w:gridCol w:w="2880"/>
+        <w:gridCol w:w="2880"/>
+        <w:gridCol w:w="2880"/>
+      </w:tblGrid>
+      <w:tr>
+        <w:tc>
+          <w:tcPr>
+            <w:tcW w:type="dxa" w:w="2304"/>
+            <w:shd w:val="clear" w:color="auto" w:fill="1F4E79"/>
+          </w:tcPr>
+          <w:p>
+            <w:r>
+              <w:rPr>
+                <w:b/>
+                <w:color w:val="FFFFFF"/>
+                <w:sz w:val="19"/>
+              </w:rPr>
+              <w:t>Metric</w:t>
+            </w:r>
+          </w:p>
+        </w:tc>
+        <w:tc>
+          <w:tcPr>
+            <w:tcW w:type="dxa" w:w="2592"/>
+            <w:shd w:val="clear" w:color="auto" w:fill="1F4E79"/>
+          </w:tcPr>
+          <w:p>
+            <w:r>
+              <w:rPr>
+                <w:b/>
+                <w:color w:val="FFFFFF"/>
+                <w:sz w:val="19"/>
+              </w:rPr>
+              <w:t>Value</w:t>
+            </w:r>
+          </w:p>
+        </w:tc>
+        <w:tc>
+          <w:tcPr>
+            <w:tcW w:type="dxa" w:w="3744"/>
+            <w:shd w:val="clear" w:color="auto" w:fill="1F4E79"/>
+          </w:tcPr>
+          <w:p>
+            <w:r>
+              <w:rPr>
+                <w:b/>
+                <w:color w:val="FFFFFF"/>
+                <w:sz w:val="19"/>
+              </w:rPr>
+              <w:t>Basis</w:t>
+            </w:r>
+          </w:p>
+        </w:tc>
+      </w:tr>
+      <w:tr>
+        <w:tc>
+          <w:tcPr>
+            <w:tcW w:type="dxa" w:w="2304"/>
+          </w:tcPr>
+          <w:p>
+            <w:r>
+              <w:rPr>
+                <w:sz w:val="19"/>
+              </w:rPr>
+              <w:t>Hole PSNR</w:t>
+            </w:r>
+          </w:p>
+        </w:tc>
+        <w:tc>
+          <w:tcPr>
+            <w:tcW w:type="dxa" w:w="2592"/>
+          </w:tcPr>
+          <w:p>
+            <w:r>
+              <w:rPr>
+                <w:sz w:val="19"/>
+              </w:rPr>
+              <w:t>19.87 ± 3.33 dB</w:t>
+            </w:r>
+          </w:p>
+        </w:tc>
+        <w:tc>
+          <w:tcPr>
+            <w:tcW w:type="dxa" w:w="3744"/>
+          </w:tcPr>
+          <w:p>
+            <w:r>
+              <w:rPr>
+                <w:sz w:val="19"/>
+              </w:rPr>
+              <w:t>mean ± std, n = 2,021 test images</w:t>
+            </w:r>
+          </w:p>
+        </w:tc>
+      </w:tr>
+      <w:tr>
+        <w:tc>
+          <w:tcPr>
+            <w:tcW w:type="dxa" w:w="2304"/>
+          </w:tcPr>
+          <w:p>
+            <w:r>
+              <w:rPr>
+                <w:sz w:val="19"/>
+              </w:rPr>
+              <w:t>Full-image SSIM</w:t>
+            </w:r>
+          </w:p>
+        </w:tc>
+        <w:tc>
+          <w:tcPr>
+            <w:tcW w:type="dxa" w:w="2592"/>
+          </w:tcPr>
+          <w:p>
+            <w:r>
+              <w:rPr>
+                <w:sz w:val="19"/>
+              </w:rPr>
+              <w:t>0.900 ± 0.050</w:t>
+            </w:r>
+          </w:p>
+        </w:tc>
+        <w:tc>
+          <w:tcPr>
+            <w:tcW w:type="dxa" w:w="3744"/>
+          </w:tcPr>
+          <w:p>
+            <w:r>
+              <w:rPr>
+                <w:sz w:val="19"/>
+              </w:rPr>
+              <w:t>mean ± std, n = 2,021 test images</w:t>
+            </w:r>
+          </w:p>
+        </w:tc>
+      </w:tr>
+      <w:tr>
+        <w:tc>
+          <w:tcPr>
+            <w:tcW w:type="dxa" w:w="2304"/>
+          </w:tcPr>
+          <w:p>
+            <w:r>
+              <w:rPr>
+                <w:sz w:val="19"/>
+              </w:rPr>
+              <w:t>Full-image LPIPS</w:t>
+            </w:r>
+          </w:p>
+        </w:tc>
+        <w:tc>
+          <w:tcPr>
+            <w:tcW w:type="dxa" w:w="2592"/>
+          </w:tcPr>
+          <w:p>
+            <w:r>
+              <w:rPr>
+                <w:sz w:val="19"/>
+              </w:rPr>
+              <w:t>0.070 ± 0.034</w:t>
+            </w:r>
+          </w:p>
+        </w:tc>
+        <w:tc>
+          <w:tcPr>
+            <w:tcW w:type="dxa" w:w="3744"/>
+          </w:tcPr>
+          <w:p>
+            <w:r>
+              <w:rPr>
+                <w:sz w:val="19"/>
+              </w:rPr>
+              <w:t>mean ± std, n = 2,021 test images</w:t>
+            </w:r>
+          </w:p>
+        </w:tc>
+      </w:tr>
+      <w:tr>
+        <w:tc>
+          <w:tcPr>
+            <w:tcW w:type="dxa" w:w="2304"/>
+          </w:tcPr>
+          <w:p>
+            <w:r>
+              <w:rPr>
+                <w:sz w:val="19"/>
+              </w:rPr>
+              <w:t>FID</w:t>
+            </w:r>
+          </w:p>
+        </w:tc>
+        <w:tc>
+          <w:tcPr>
+            <w:tcW w:type="dxa" w:w="2592"/>
+          </w:tcPr>
+          <w:p>
+            <w:r>
+              <w:rPr>
+                <w:sz w:val="19"/>
+              </w:rPr>
+              <w:t>10.47</w:t>
+            </w:r>
+          </w:p>
+        </w:tc>
+        <w:tc>
+          <w:tcPr>
+            <w:tcW w:type="dxa" w:w="3744"/>
+          </w:tcPr>
+          <w:p>
+            <w:r>
+              <w:rPr>
+                <w:sz w:val="19"/>
+              </w:rPr>
+              <w:t>full test set</w:t>
+            </w:r>
+          </w:p>
+        </w:tc>
+      </w:tr>
+      <w:tr>
+        <w:tc>
+          <w:tcPr>
+            <w:tcW w:type="dxa" w:w="2304"/>
+          </w:tcPr>
+          <w:p>
+            <w:r>
+              <w:rPr>
+                <w:sz w:val="19"/>
+              </w:rPr>
+              <w:t>Generator parameters</w:t>
+            </w:r>
+          </w:p>
+        </w:tc>
+        <w:tc>
+          <w:tcPr>
+            <w:tcW w:type="dxa" w:w="2592"/>
+          </w:tcPr>
+          <w:p>
+            <w:r>
+              <w:rPr>
+                <w:sz w:val="19"/>
+              </w:rPr>
+              <w:t>5,276,359</w:t>
+            </w:r>
+          </w:p>
+        </w:tc>
+        <w:tc>
+          <w:tcPr>
+            <w:tcW w:type="dxa" w:w="3744"/>
+          </w:tcPr>
+          <w:p>
+            <w:r>
+              <w:rPr>
+                <w:sz w:val="19"/>
+              </w:rPr>
+              <w:t>identical architecture, no text conditioning active</w:t>
+            </w:r>
+          </w:p>
+        </w:tc>
+      </w:tr>
+    </w:tbl>
+    <w:p/>
     <w:p>
       <w:pPr>
         <w:pStyle w:val="Heading1"/>

--- a/PromptCAST_Draft.docx
+++ b/PromptCAST_Draft.docx
@@ -99,7 +99,7 @@
           <w:b w:val="0"/>
           <w:i w:val="0"/>
         </w:rPr>
-        <w:t>Text-to-image and text-guided inpainting systems built on diffusion models have demonstrated strong controllability: a short natural-language prompt can specify what should appear inside a masked region, not merely that the region should look plausible given its surroundings. This controllability comes at a cost. Diffusion-based inpainting ordinarily requires iterative sampling, and text conditioning is usually threaded through a large, jointly trained denoising network, making these systems expensive to run and difficult to deploy where latency matters.</w:t>
+        <w:t>Text-to-image and text-guided inpainting systems built on diffusion models [4], [17]–[22] have demonstrated strong controllability: a short natural-language prompt can specify what should appear inside a masked region, not merely that the region should look plausible given its surroundings. This controllability comes at a cost. Diffusion-based inpainting ordinarily requires iterative sampling, and text conditioning is usually threaded through a large, jointly trained denoising network, making these systems expensive to run and difficult to deploy where latency matters.</w:t>
       </w:r>
     </w:p>
     <w:p>
@@ -138,12 +138,88 @@
       </w:r>
     </w:p>
     <w:p>
+      <w:pPr>
+        <w:pStyle w:val="Heading2"/>
+      </w:pPr>
+      <w:r>
+        <w:t>2.1 Convolutional and Adversarial Inpainting</w:t>
+      </w:r>
+    </w:p>
+    <w:p>
       <w:r>
         <w:rPr>
           <w:b w:val="0"/>
           <w:i w:val="0"/>
         </w:rPr>
-        <w:t>CAST-Net [1] is the base architecture this work extends; its SGC, CSAM, and FARR components, and their single-pass efficiency profile, are unchanged here except for the FiLM addition to CSAM described in Section 3. CLIP [2] provides the frozen vision-language embedding used for text conditioning; its text tower is used purely as a fixed feature extractor, consistent with how CLIP embeddings are commonly reused for conditioning generative models without fine-tuning the encoder itself. FiLM [3] is the general conditioning mechanism adapted here: a learned affine transform applied to intermediate features, conditioned on an external embedding. Large-scale text-guided diffusion inpainting systems, including latent diffusion approaches [4], represent the higher-capacity, higher-latency alternative this design is positioned against; Section 6 lists the comparison against such a system as unevaluated future work rather than a claim made in this paper.</w:t>
+        <w:t>Classical diffusion- and exemplar-based methods [6], [7] propagate or copy texture from observed regions but struggle once a mask removes large or semantically complex content. Generative adversarial networks [30] enabled deep encoder–decoder models to learn a conditional prior instead: Context Encoders [8] introduced adversarial semantic completion, partial convolutions [9] and gated convolutions [11] incorporated the mask directly into feature propagation, and contextual attention [10] retrieved relevant background features explicitly. EdgeConnect [12] separated structure prediction from completion, RFR [13] reasoned over the hole recurrently, and CoModGAN [14] used conditional modulation within a GAN framework. CAST-Net [1], the architecture this paper extends, belongs to this single-pass family; its CSAM performs a form of the contextual retrieval introduced in [10], restricted to observed source locations.</w:t>
+      </w:r>
+    </w:p>
+    <w:p>
+      <w:pPr>
+        <w:pStyle w:val="Heading2"/>
+      </w:pPr>
+      <w:r>
+        <w:t>2.2 Text-Guided and Diffusion-Based Inpainting</w:t>
+      </w:r>
+    </w:p>
+    <w:p>
+      <w:r>
+        <w:rPr>
+          <w:b w:val="0"/>
+          <w:i w:val="0"/>
+        </w:rPr>
+        <w:t>Diffusion models have become the dominant approach for controllable, text-guided inpainting. RePaint [17] conditions a denoising process on known pixels without retraining the base model. GLIDE [18] and later large-scale text-to-image systems including DALL-E 2 [19] and Imagen [20] demonstrated that natural-language prompts can guide diffusion sampling toward specific, semantically detailed content. Blended Diffusion [21] and Paint by Example [22] specifically target region-level editing and inpainting rather than whole-image synthesis, and latent diffusion [4] reduced the computational cost of this family by operating in a compressed latent space rather than pixel space. These systems establish the controllability this paper aims at, but all of them rely on iterative sampling through a large, jointly trained network — the cost Prompt-CAST is designed to avoid by conditioning a single-pass architecture instead.</w:t>
+      </w:r>
+    </w:p>
+    <w:p>
+      <w:pPr>
+        <w:pStyle w:val="Heading2"/>
+      </w:pPr>
+      <w:r>
+        <w:t>2.3 Transformer-Based and Attention-Driven Inpainting</w:t>
+      </w:r>
+    </w:p>
+    <w:p>
+      <w:r>
+        <w:rPr>
+          <w:b w:val="0"/>
+          <w:i w:val="0"/>
+        </w:rPr>
+        <w:t>Transformer-based inpainting addresses long-range dependence through self-attention [28]. MAT [15] adapted attention specifically for large-hole inpainting, and LaMa [16] used Fourier convolutions to achieve a large effective receptive field without the quadratic cost of dense attention. CAST-Net's SGC component pursues a related goal — global context at reduced cost — through learned token selection rather than a frequency-domain mechanism; Vision Transformer [29] established the patch-token self-attention formulation these designs build on.</w:t>
+      </w:r>
+    </w:p>
+    <w:p>
+      <w:pPr>
+        <w:pStyle w:val="Heading2"/>
+      </w:pPr>
+      <w:r>
+        <w:t>2.4 Vision-Language Pretraining and Frozen Priors</w:t>
+      </w:r>
+    </w:p>
+    <w:p>
+      <w:r>
+        <w:rPr>
+          <w:b w:val="0"/>
+          <w:i w:val="0"/>
+        </w:rPr>
+        <w:t>CLIP [2] and related contrastively pretrained vision-language models, including ALIGN [23] and BLIP [24], learn a joint embedding space from large-scale image-text pairs. A common and increasingly standard practice is to reuse such a model's text tower as a frozen feature extractor when conditioning a separately trained generative model, rather than fine-tuning the vision-language model itself — this is the role CLIP's text encoder plays in Prompt-CAST (Section 3.2).</w:t>
+      </w:r>
+    </w:p>
+    <w:p>
+      <w:pPr>
+        <w:pStyle w:val="Heading2"/>
+      </w:pPr>
+      <w:r>
+        <w:t>2.5 Feature-Wise Conditioning Mechanisms</w:t>
+      </w:r>
+    </w:p>
+    <w:p>
+      <w:r>
+        <w:rPr>
+          <w:b w:val="0"/>
+          <w:i w:val="0"/>
+        </w:rPr>
+        <w:t>FiLM [3] generalizes a family of feature-wise conditioning mechanisms, including conditional batch normalization for language-grounded visual reasoning [25] and adaptive instance normalization [26], which StyleGAN [27] later adopted for style-based image synthesis. All of these share the same underlying idea adapted here: an external embedding produces a per-channel affine transform applied to intermediate features, rather than being concatenated or cross-attended into the network directly. Prompt-CAST applies this specifically to CSAM's query representation, described next.</w:t>
       </w:r>
     </w:p>
     <w:p>
@@ -168,7 +244,7 @@
           <w:b w:val="0"/>
           <w:i w:val="0"/>
         </w:rPr>
-        <w:t>CAST-Net's CSAM computes a cosine-similarity affinity between a hole query qᵢ and keys kⱼ drawn from observed source locations Ωᵥ, normalized by a softmax over Ωᵥ with temperature τ, and retrieves texture as a weighted sum of the corresponding values vⱼ. Prompt-CAST modulates the query before this computation, as shown in Fig. 1. Given a frozen text embedding e derived from the prompt, a small linear head produces a per-channel scale and shift:</w:t>
+        <w:t>CAST-Net's encoder is a residual, feature-pyramid backbone [31], [32], and CSAM operates on the pyramid's bottleneck features. CSAM computes a cosine-similarity affinity between a hole query qᵢ and keys kⱼ drawn from observed source locations Ωᵥ, normalized by a softmax over Ωᵥ with temperature τ, and retrieves texture as a weighted sum of the corresponding values vⱼ. Prompt-CAST modulates the query before this computation, as shown in Fig. 1. Given a frozen text embedding e derived from the prompt, a small linear head produces a per-channel scale and shift:</w:t>
       </w:r>
     </w:p>
     <w:tbl>
@@ -789,6 +865,47 @@
               <w:rPr>
                 <w:sz w:val="19"/>
               </w:rPr>
+              <w:t>Real inference output</w:t>
+            </w:r>
+          </w:p>
+        </w:tc>
+        <w:tc>
+          <w:tcPr>
+            <w:tcW w:type="dxa" w:w="3456"/>
+          </w:tcPr>
+          <w:p>
+            <w:r>
+              <w:rPr>
+                <w:sz w:val="19"/>
+              </w:rPr>
+              <w:t>Loaded checkpoint, one ADE20K image + its real prompt, text-conditioned forward pass</w:t>
+            </w:r>
+          </w:p>
+        </w:tc>
+        <w:tc>
+          <w:tcPr>
+            <w:tcW w:type="dxa" w:w="2880"/>
+          </w:tcPr>
+          <w:p>
+            <w:r>
+              <w:rPr>
+                <w:sz w:val="19"/>
+              </w:rPr>
+              <w:t>Real output image produced (Fig. 3); not a quality claim</w:t>
+            </w:r>
+          </w:p>
+        </w:tc>
+      </w:tr>
+      <w:tr>
+        <w:tc>
+          <w:tcPr>
+            <w:tcW w:type="dxa" w:w="2880"/>
+          </w:tcPr>
+          <w:p>
+            <w:r>
+              <w:rPr>
+                <w:sz w:val="19"/>
+              </w:rPr>
               <w:t>Device selection</w:t>
             </w:r>
           </w:p>
@@ -930,6 +1047,67 @@
           <w:b w:val="0"/>
           <w:i w:val="0"/>
         </w:rPr>
+        <w:t>Fig. 3 shows a single real sample from this checkpoint: an ADE20K bedroom image, a free-form mask, and the model's output when conditioned on its own real prompt ("bedroom"). Visible blur and artifacting are expected at this scale and are not evidence of anything about the method at full capacity — this figure exists only to show the pipeline produces a real image, not to characterize output quality.</w:t>
+      </w:r>
+    </w:p>
+    <w:p>
+      <w:pPr>
+        <w:jc w:val="center"/>
+      </w:pPr>
+      <w:r>
+        <w:drawing>
+          <wp:inline xmlns:a="http://schemas.openxmlformats.org/drawingml/2006/main" xmlns:pic="http://schemas.openxmlformats.org/drawingml/2006/picture">
+            <wp:extent cx="5486400" cy="1734518"/>
+            <wp:docPr id="3" name="Picture 3"/>
+            <wp:cNvGraphicFramePr>
+              <a:graphicFrameLocks noChangeAspect="1"/>
+            </wp:cNvGraphicFramePr>
+            <a:graphic>
+              <a:graphicData uri="http://schemas.openxmlformats.org/drawingml/2006/picture">
+                <pic:pic>
+                  <pic:nvPicPr>
+                    <pic:cNvPr id="0" name="sample_panel.png"/>
+                    <pic:cNvPicPr/>
+                  </pic:nvPicPr>
+                  <pic:blipFill>
+                    <a:blip r:embed="rId11"/>
+                    <a:stretch>
+                      <a:fillRect/>
+                    </a:stretch>
+                  </pic:blipFill>
+                  <pic:spPr>
+                    <a:xfrm>
+                      <a:off x="0" y="0"/>
+                      <a:ext cx="5486400" cy="1734518"/>
+                    </a:xfrm>
+                    <a:prstGeom prst="rect"/>
+                  </pic:spPr>
+                </pic:pic>
+              </a:graphicData>
+            </a:graphic>
+          </wp:inline>
+        </w:drawing>
+      </w:r>
+    </w:p>
+    <w:p>
+      <w:pPr>
+        <w:jc w:val="center"/>
+      </w:pPr>
+      <w:r>
+        <w:rPr>
+          <w:i/>
+          <w:sz w:val="19"/>
+        </w:rPr>
+        <w:t>Fig. 3. Real output from the small-scale validation checkpoint on one ADE20K image, prompt "bedroom" (illustrative only; not a quality result).</w:t>
+      </w:r>
+    </w:p>
+    <w:p/>
+    <w:p>
+      <w:r>
+        <w:rPr>
+          <w:b w:val="0"/>
+          <w:i w:val="0"/>
+        </w:rPr>
         <w:t>The reference implementation, including the test suite referenced above, is publicly available at https://github.com/maheshchudaman/Prompt-CAST. Training-script support additionally includes automatic device selection across CUDA, Apple's MPS backend, and CPU, with the selected device recorded in each run's provenance metadata.</w:t>
       </w:r>
     </w:p>
@@ -947,7 +1125,7 @@
           <w:b w:val="0"/>
           <w:i w:val="0"/>
         </w:rPr>
-        <w:t>This paper reports one verified, real result: the unconditional CAST-Net-full baseline on ADE20K, from a seed-42 training run archived with full per-image evidence (2,021 test images, checkpoint SHA-256 723b61c5…, archived at https://github.com/maheshchudaman/CAST-Net-Full-Seed42-RTX4050). This is not a Prompt-CAST result: it contains no text conditioning and is reported here solely as the reference point that a trained text-conditioned model will need to be compared against.</w:t>
+        <w:t>This paper reports one verified, real result: the unconditional CAST-Net-full baseline on ADE20K [5], from a seed-42 training run archived with full per-image evidence (2,021 test images, checkpoint SHA-256 723b61c5…, archived at https://github.com/maheshchudaman/CAST-Net-Full-Seed42-RTX4050). This is not a Prompt-CAST result: it contains no text conditioning and is reported here solely as the reference point that a trained text-conditioned model will need to be compared against. PSNR and SSIM [36] measure pixel and structural fidelity, LPIPS [35] measures perceptual distance, and FID [34] measures distributional realism; definitions and computation are unchanged from CAST-Net's own evaluation protocol.</w:t>
       </w:r>
     </w:p>
     <w:p>
@@ -1286,6 +1464,14 @@
       </w:r>
     </w:p>
     <w:p>
+      <w:pPr>
+        <w:pStyle w:val="ListBullet"/>
+      </w:pPr>
+      <w:r>
+        <w:t>Evaluation is currently limited to ADE20K. CAST-Net was also evaluated on CelebA-HQ [33] and Paris StreetView; whether text conditioning is useful, harmful, or irrelevant on aligned-face or repeated-architecture domains — where a scene-level prompt has far less to describe — is untested.</w:t>
+      </w:r>
+    </w:p>
+    <w:p>
       <w:r>
         <w:rPr>
           <w:b w:val="0"/>
@@ -1431,6 +1617,285 @@
           <w:i w:val="0"/>
         </w:rPr>
         <w:t>[5] B. Zhou, H. Zhao, X. Puig, S. Fidler, A. Barriuso, and A. Torralba, “Scene parsing through ADE20K dataset,” in Proc. IEEE Conf. Comput. Vis. Pattern Recognit., 2017, pp. 633–641.</w:t>
+      </w:r>
+    </w:p>
+    <w:p>
+      <w:r>
+        <w:rPr>
+          <w:b w:val="0"/>
+          <w:i w:val="0"/>
+        </w:rPr>
+        <w:t>[6] M. Bertalmio, G. Sapiro, V. Caselles, and C. Ballester, “Image inpainting,” in Proc. ACM SIGGRAPH, 2000, pp. 417–424.</w:t>
+      </w:r>
+    </w:p>
+    <w:p>
+      <w:r>
+        <w:rPr>
+          <w:b w:val="0"/>
+          <w:i w:val="0"/>
+        </w:rPr>
+        <w:t>[7] A. Criminisi, P. Pérez, and K. Toyama, “Region filling and object removal by exemplar-based image inpainting,” IEEE Trans. Image Process., vol. 13, no. 9, pp. 1200–1212, 2004.</w:t>
+      </w:r>
+    </w:p>
+    <w:p>
+      <w:r>
+        <w:rPr>
+          <w:b w:val="0"/>
+          <w:i w:val="0"/>
+        </w:rPr>
+        <w:t>[8] D. Pathak, P. Krähenbühl, J. Donahue, T. Darrell, and A. A. Efros, “Context encoders: Feature learning by inpainting,” in Proc. IEEE Conf. Comput. Vis. Pattern Recognit., 2016, pp. 2536–2544.</w:t>
+      </w:r>
+    </w:p>
+    <w:p>
+      <w:r>
+        <w:rPr>
+          <w:b w:val="0"/>
+          <w:i w:val="0"/>
+        </w:rPr>
+        <w:t>[9] G. Liu et al., “Image inpainting for irregular holes using partial convolutions,” in Proc. Eur. Conf. Comput. Vis., 2018, pp. 85–100.</w:t>
+      </w:r>
+    </w:p>
+    <w:p>
+      <w:r>
+        <w:rPr>
+          <w:b w:val="0"/>
+          <w:i w:val="0"/>
+        </w:rPr>
+        <w:t>[10] J. Yu et al., “Generative image inpainting with contextual attention,” in Proc. IEEE Conf. Comput. Vis. Pattern Recognit., 2018, pp. 5505–5514.</w:t>
+      </w:r>
+    </w:p>
+    <w:p>
+      <w:r>
+        <w:rPr>
+          <w:b w:val="0"/>
+          <w:i w:val="0"/>
+        </w:rPr>
+        <w:t>[11] J. Yu, Z. Lin, J. Yang, X. Shen, X. Lu, and T. S. Huang, “Free-form image inpainting with gated convolution,” in Proc. IEEE/CVF Int. Conf. Comput. Vis., 2019, pp. 4471–4480.</w:t>
+      </w:r>
+    </w:p>
+    <w:p>
+      <w:r>
+        <w:rPr>
+          <w:b w:val="0"/>
+          <w:i w:val="0"/>
+        </w:rPr>
+        <w:t>[12] K. Nazeri, E. Ng, T. Joseph, F. Qureshi, and M. Ebrahimi, “EdgeConnect: Structure guided image inpainting using edge prediction,” in Proc. IEEE/CVF Int. Conf. Comput. Vis. Workshops, 2019.</w:t>
+      </w:r>
+    </w:p>
+    <w:p>
+      <w:r>
+        <w:rPr>
+          <w:b w:val="0"/>
+          <w:i w:val="0"/>
+        </w:rPr>
+        <w:t>[13] J. Li, N. Wang, L. Zhang, B. Du, and D. Tao, “Recurrent feature reasoning for image inpainting,” in Proc. IEEE/CVF Conf. Comput. Vis. Pattern Recognit., 2020, pp. 7760–7768.</w:t>
+      </w:r>
+    </w:p>
+    <w:p>
+      <w:r>
+        <w:rPr>
+          <w:b w:val="0"/>
+          <w:i w:val="0"/>
+        </w:rPr>
+        <w:t>[14] S. Zhao et al., “Large scale image completion via co-modulated generative adversarial networks,” in Proc. Int. Conf. Learn. Representations, 2021.</w:t>
+      </w:r>
+    </w:p>
+    <w:p>
+      <w:r>
+        <w:rPr>
+          <w:b w:val="0"/>
+          <w:i w:val="0"/>
+        </w:rPr>
+        <w:t>[15] W. Li, Z. Lin, K. Zhou, L. Qi, Y. Wang, and J. Jia, “MAT: Mask-aware transformer for large hole image inpainting,” in Proc. IEEE/CVF Conf. Comput. Vis. Pattern Recognit., 2022, pp. 10758–10768.</w:t>
+      </w:r>
+    </w:p>
+    <w:p>
+      <w:r>
+        <w:rPr>
+          <w:b w:val="0"/>
+          <w:i w:val="0"/>
+        </w:rPr>
+        <w:t>[16] R. Suvorov et al., “Resolution-robust large mask inpainting with Fourier convolutions,” in Proc. IEEE/CVF Winter Conf. Appl. Comput. Vis., 2022, pp. 2149–2159.</w:t>
+      </w:r>
+    </w:p>
+    <w:p>
+      <w:r>
+        <w:rPr>
+          <w:b w:val="0"/>
+          <w:i w:val="0"/>
+        </w:rPr>
+        <w:t>[17] A. Lugmayr, M. Danelljan, A. Romero, F. Yu, R. Timofte, and L. Van Gool, “RePaint: Inpainting using denoising diffusion probabilistic models,” in Proc. IEEE/CVF Conf. Comput. Vis. Pattern Recognit., 2022, pp. 11461–11471.</w:t>
+      </w:r>
+    </w:p>
+    <w:p>
+      <w:r>
+        <w:rPr>
+          <w:b w:val="0"/>
+          <w:i w:val="0"/>
+        </w:rPr>
+        <w:t>[18] A. Nichol et al., “GLIDE: Towards photorealistic image generation and editing with text-guided diffusion models,” in Proc. Int. Conf. Mach. Learn., 2022, pp. 16784–16804.</w:t>
+      </w:r>
+    </w:p>
+    <w:p>
+      <w:r>
+        <w:rPr>
+          <w:b w:val="0"/>
+          <w:i w:val="0"/>
+        </w:rPr>
+        <w:t>[19] A. Ramesh, P. Dhariwal, A. Nichol, C. Chu, and M. Chen, “Hierarchical text-conditional image generation with CLIP latents,” arXiv preprint arXiv:2204.06125, 2022.</w:t>
+      </w:r>
+    </w:p>
+    <w:p>
+      <w:r>
+        <w:rPr>
+          <w:b w:val="0"/>
+          <w:i w:val="0"/>
+        </w:rPr>
+        <w:t>[20] C. Saharia et al., “Photorealistic text-to-image diffusion models with deep language understanding,” in Advances in Neural Information Processing Systems, vol. 35, 2022, pp. 36479–36494.</w:t>
+      </w:r>
+    </w:p>
+    <w:p>
+      <w:r>
+        <w:rPr>
+          <w:b w:val="0"/>
+          <w:i w:val="0"/>
+        </w:rPr>
+        <w:t>[21] O. Avrahami, D. Lischinski, and O. Fried, “Blended diffusion for text-driven editing of natural images,” in Proc. IEEE/CVF Conf. Comput. Vis. Pattern Recognit., 2022, pp. 18208–18218.</w:t>
+      </w:r>
+    </w:p>
+    <w:p>
+      <w:r>
+        <w:rPr>
+          <w:b w:val="0"/>
+          <w:i w:val="0"/>
+        </w:rPr>
+        <w:t>[22] B. Yang et al., “Paint by example: Exemplar-based image editing with diffusion models,” in Proc. IEEE/CVF Conf. Comput. Vis. Pattern Recognit., 2023, pp. 18381–18391.</w:t>
+      </w:r>
+    </w:p>
+    <w:p>
+      <w:r>
+        <w:rPr>
+          <w:b w:val="0"/>
+          <w:i w:val="0"/>
+        </w:rPr>
+        <w:t>[23] C. Jia et al., “Scaling up visual and vision-language representation learning with noisy text supervision,” in Proc. Int. Conf. Mach. Learn., 2021, pp. 4904–4916.</w:t>
+      </w:r>
+    </w:p>
+    <w:p>
+      <w:r>
+        <w:rPr>
+          <w:b w:val="0"/>
+          <w:i w:val="0"/>
+        </w:rPr>
+        <w:t>[24] J. Li, D. Li, C. Xiong, and S. Hoi, “BLIP: Bootstrapping language-image pre-training for unified vision-language understanding and generation,” in Proc. Int. Conf. Mach. Learn., 2022, pp. 12888–12900.</w:t>
+      </w:r>
+    </w:p>
+    <w:p>
+      <w:r>
+        <w:rPr>
+          <w:b w:val="0"/>
+          <w:i w:val="0"/>
+        </w:rPr>
+        <w:t>[25] H. de Vries, F. Strub, J. Mary, H. Larochelle, O. Pietquin, and A. Courville, “Modulating early visual processing by language,” in Advances in Neural Information Processing Systems, vol. 30, 2017, pp. 6594–6604.</w:t>
+      </w:r>
+    </w:p>
+    <w:p>
+      <w:r>
+        <w:rPr>
+          <w:b w:val="0"/>
+          <w:i w:val="0"/>
+        </w:rPr>
+        <w:t>[26] X. Huang and S. Belongie, “Arbitrary style transfer in real-time with adaptive instance normalization,” in Proc. IEEE Int. Conf. Comput. Vis., 2017, pp. 1501–1510.</w:t>
+      </w:r>
+    </w:p>
+    <w:p>
+      <w:r>
+        <w:rPr>
+          <w:b w:val="0"/>
+          <w:i w:val="0"/>
+        </w:rPr>
+        <w:t>[27] T. Karras, S. Laine, and T. Aila, “A style-based generator architecture for generative adversarial networks,” in Proc. IEEE/CVF Conf. Comput. Vis. Pattern Recognit., 2019, pp. 4401–4410.</w:t>
+      </w:r>
+    </w:p>
+    <w:p>
+      <w:r>
+        <w:rPr>
+          <w:b w:val="0"/>
+          <w:i w:val="0"/>
+        </w:rPr>
+        <w:t>[28] A. Vaswani et al., “Attention is all you need,” in Advances in Neural Information Processing Systems, vol. 30, 2017, pp. 5998–6008.</w:t>
+      </w:r>
+    </w:p>
+    <w:p>
+      <w:r>
+        <w:rPr>
+          <w:b w:val="0"/>
+          <w:i w:val="0"/>
+        </w:rPr>
+        <w:t>[29] A. Dosovitskiy et al., “An image is worth 16x16 words: Transformers for image recognition at scale,” in Proc. Int. Conf. Learn. Representations, 2021.</w:t>
+      </w:r>
+    </w:p>
+    <w:p>
+      <w:r>
+        <w:rPr>
+          <w:b w:val="0"/>
+          <w:i w:val="0"/>
+        </w:rPr>
+        <w:t>[30] I. J. Goodfellow et al., “Generative adversarial nets,” in Advances in Neural Information Processing Systems, vol. 27, 2014, pp. 2672–2680.</w:t>
+      </w:r>
+    </w:p>
+    <w:p>
+      <w:r>
+        <w:rPr>
+          <w:b w:val="0"/>
+          <w:i w:val="0"/>
+        </w:rPr>
+        <w:t>[31] K. He, X. Zhang, S. Ren, and J. Sun, “Deep residual learning for image recognition,” in Proc. IEEE Conf. Comput. Vis. Pattern Recognit., 2016, pp. 770–778.</w:t>
+      </w:r>
+    </w:p>
+    <w:p>
+      <w:r>
+        <w:rPr>
+          <w:b w:val="0"/>
+          <w:i w:val="0"/>
+        </w:rPr>
+        <w:t>[32] T. Y. Lin, P. Dollár, R. Girshick, K. He, B. Hariharan, and S. Belongie, “Feature pyramid networks for object detection,” in Proc. IEEE Conf. Comput. Vis. Pattern Recognit., 2017, pp. 2117–2125.</w:t>
+      </w:r>
+    </w:p>
+    <w:p>
+      <w:r>
+        <w:rPr>
+          <w:b w:val="0"/>
+          <w:i w:val="0"/>
+        </w:rPr>
+        <w:t>[33] T. Karras, T. Aila, S. Laine, and J. Lehtinen, “Progressive growing of GANs for improved quality, stability, and variation,” in Proc. Int. Conf. Learn. Representations, 2018.</w:t>
+      </w:r>
+    </w:p>
+    <w:p>
+      <w:r>
+        <w:rPr>
+          <w:b w:val="0"/>
+          <w:i w:val="0"/>
+        </w:rPr>
+        <w:t>[34] M. Heusel, H. Ramsauer, T. Unterthiner, B. Nessler, and S. Hochreiter, “GANs trained by a two time-scale update rule converge to a local Nash equilibrium,” in Advances in Neural Information Processing Systems, vol. 30, 2017, pp. 6626–6637.</w:t>
+      </w:r>
+    </w:p>
+    <w:p>
+      <w:r>
+        <w:rPr>
+          <w:b w:val="0"/>
+          <w:i w:val="0"/>
+        </w:rPr>
+        <w:t>[35] R. Zhang, P. Isola, A. A. Efros, E. Shechtman, and O. Wang, “The unreasonable effectiveness of deep features as a perceptual metric,” in Proc. IEEE Conf. Comput. Vis. Pattern Recognit., 2018, pp. 586–595.</w:t>
+      </w:r>
+    </w:p>
+    <w:p>
+      <w:r>
+        <w:rPr>
+          <w:b w:val="0"/>
+          <w:i w:val="0"/>
+        </w:rPr>
+        <w:t>[36] Z. Wang, A. C. Bovik, H. R. Sheikh, and E. P. Simoncelli, “Image quality assessment: From error visibility to structural similarity,” IEEE Trans. Image Process., vol. 13, no. 4, pp. 600–612, 2004.</w:t>
       </w:r>
     </w:p>
     <w:sectPr>
